--- a/11_API_and_Error_Handling.docx
+++ b/11_API_and_Error_Handling.docx
@@ -9,10 +9,9 @@
       </w:pPr>
       <w:r>
         <w:rPr>
-          <w:rFonts w:ascii="Times New Roman" w:hAnsi="Times New Roman" w:eastAsia="Times New Roman"/>
+          <w:rFonts w:ascii="Times New Roman" w:hAnsi="Times New Roman"/>
           <w:b/>
-          <w:color w:val="000000"/>
-          <w:sz w:val="30"/>
+          <w:sz w:val="32"/>
         </w:rPr>
         <w:t>EVENT MANAGEMENT SYSTEM</w:t>
       </w:r>
@@ -24,10 +23,9 @@
       </w:pPr>
       <w:r>
         <w:rPr>
-          <w:rFonts w:ascii="Times New Roman" w:hAnsi="Times New Roman" w:eastAsia="Times New Roman"/>
+          <w:rFonts w:ascii="Times New Roman" w:hAnsi="Times New Roman"/>
           <w:b/>
-          <w:color w:val="000000"/>
-          <w:sz w:val="18"/>
+          <w:sz w:val="26"/>
         </w:rPr>
         <w:t>11. API and Error Handling Design</w:t>
       </w:r>
@@ -39,10 +37,8 @@
       </w:pPr>
       <w:r>
         <w:rPr>
-          <w:rFonts w:ascii="Times New Roman" w:hAnsi="Times New Roman" w:eastAsia="Times New Roman"/>
-          <w:b w:val="0"/>
-          <w:color w:val="000000"/>
-          <w:sz w:val="18"/>
+          <w:rFonts w:ascii="Times New Roman" w:hAnsi="Times New Roman"/>
+          <w:sz w:val="22"/>
         </w:rPr>
         <w:t>Team E7</w:t>
       </w:r>
@@ -53,6 +49,10 @@
         <w:jc w:val="center"/>
       </w:pPr>
       <w:r>
+        <w:rPr>
+          <w:rFonts w:ascii="Times New Roman" w:hAnsi="Times New Roman"/>
+          <w:sz w:val="22"/>
+        </w:rPr>
         <w:t>Saketh Narayanam – PES1UG24CS292 | Neeraj R Gowda – PES1UG24CS295 | Likhith Reddy M – PES1UG24CS282 | N. Adil Ahmed – PES1UG24CS285</w:t>
       </w:r>
     </w:p>
@@ -1187,16 +1187,12 @@
             <w:vAlign w:val="center"/>
           </w:tcPr>
           <w:p>
-            <w:pPr>
-              <w:spacing w:after="20" w:line="240" w:lineRule="auto"/>
-            </w:pPr>
             <w:r>
               <w:rPr>
-                <w:rFonts w:ascii="Times New Roman" w:hAnsi="Times New Roman" w:eastAsia="Times New Roman"/>
-                <w:color w:val="000000"/>
-                <w:sz w:val="15"/>
+                <w:rFonts w:ascii="Times New Roman" w:hAnsi="Times New Roman"/>
+                <w:sz w:val="19"/>
               </w:rPr>
-              <w:t>FR-10</w:t>
+              <w:t>FR-11</w:t>
             </w:r>
           </w:p>
         </w:tc>
@@ -1265,16 +1261,128 @@
             <w:vAlign w:val="center"/>
           </w:tcPr>
           <w:p>
-            <w:pPr>
-              <w:spacing w:after="20" w:line="240" w:lineRule="auto"/>
-            </w:pPr>
             <w:r>
               <w:rPr>
-                <w:rFonts w:ascii="Times New Roman" w:hAnsi="Times New Roman" w:eastAsia="Times New Roman"/>
-                <w:color w:val="000000"/>
-                <w:sz w:val="15"/>
+                <w:rFonts w:ascii="Times New Roman" w:hAnsi="Times New Roman"/>
+                <w:sz w:val="19"/>
+              </w:rPr>
+              <w:t>FR-11</w:t>
+            </w:r>
+          </w:p>
+        </w:tc>
+      </w:tr>
+      <w:tr>
+        <w:tc>
+          <w:tcPr>
+            <w:tcW w:type="dxa" w:w="2160"/>
+          </w:tcPr>
+          <w:p>
+            <w:r>
+              <w:rPr>
+                <w:rFonts w:ascii="Times New Roman" w:hAnsi="Times New Roman"/>
+                <w:sz w:val="19"/>
+              </w:rPr>
+              <w:t>GET</w:t>
+            </w:r>
+          </w:p>
+        </w:tc>
+        <w:tc>
+          <w:tcPr>
+            <w:tcW w:type="dxa" w:w="2160"/>
+          </w:tcPr>
+          <w:p>
+            <w:r>
+              <w:rPr>
+                <w:rFonts w:ascii="Times New Roman" w:hAnsi="Times New Roman"/>
+                <w:sz w:val="19"/>
+              </w:rPr>
+              <w:t>/api/events/:id/report</w:t>
+            </w:r>
+          </w:p>
+        </w:tc>
+        <w:tc>
+          <w:tcPr>
+            <w:tcW w:type="dxa" w:w="2160"/>
+          </w:tcPr>
+          <w:p>
+            <w:r>
+              <w:rPr>
+                <w:rFonts w:ascii="Times New Roman" w:hAnsi="Times New Roman"/>
+                <w:sz w:val="19"/>
+              </w:rPr>
+              <w:t>Generate/view registration report for an organizer-owned event</w:t>
+            </w:r>
+          </w:p>
+        </w:tc>
+        <w:tc>
+          <w:tcPr>
+            <w:tcW w:type="dxa" w:w="2160"/>
+          </w:tcPr>
+          <w:p>
+            <w:r>
+              <w:rPr>
+                <w:rFonts w:ascii="Times New Roman" w:hAnsi="Times New Roman"/>
+                <w:sz w:val="19"/>
               </w:rPr>
               <w:t>FR-10</w:t>
+            </w:r>
+          </w:p>
+        </w:tc>
+      </w:tr>
+      <w:tr>
+        <w:tc>
+          <w:tcPr>
+            <w:tcW w:type="dxa" w:w="2160"/>
+          </w:tcPr>
+          <w:p>
+            <w:r>
+              <w:rPr>
+                <w:rFonts w:ascii="Times New Roman" w:hAnsi="Times New Roman"/>
+                <w:sz w:val="19"/>
+              </w:rPr>
+              <w:t>GET</w:t>
+            </w:r>
+          </w:p>
+        </w:tc>
+        <w:tc>
+          <w:tcPr>
+            <w:tcW w:type="dxa" w:w="2160"/>
+          </w:tcPr>
+          <w:p>
+            <w:r>
+              <w:rPr>
+                <w:rFonts w:ascii="Times New Roman" w:hAnsi="Times New Roman"/>
+                <w:sz w:val="19"/>
+              </w:rPr>
+              <w:t>/api/admin/organizers</w:t>
+            </w:r>
+          </w:p>
+        </w:tc>
+        <w:tc>
+          <w:tcPr>
+            <w:tcW w:type="dxa" w:w="2160"/>
+          </w:tcPr>
+          <w:p>
+            <w:r>
+              <w:rPr>
+                <w:rFonts w:ascii="Times New Roman" w:hAnsi="Times New Roman"/>
+                <w:sz w:val="19"/>
+              </w:rPr>
+              <w:t>Manage organizer accounts</w:t>
+            </w:r>
+          </w:p>
+        </w:tc>
+        <w:tc>
+          <w:tcPr>
+            <w:tcW w:type="dxa" w:w="2160"/>
+          </w:tcPr>
+          <w:p>
+            <w:r>
+              <w:rPr>
+                <w:rFonts w:ascii="Times New Roman" w:hAnsi="Times New Roman"/>
+                <w:sz w:val="19"/>
+              </w:rPr>
+              <w:t>FR-11</w:t>
             </w:r>
           </w:p>
         </w:tc>
@@ -2027,6 +2135,15 @@
         <w:t>7. Handle expired or invalid sessions by requiring the user to authenticate again.</w:t>
       </w:r>
     </w:p>
+    <w:p>
+      <w:r>
+        <w:rPr>
+          <w:rFonts w:ascii="Times New Roman" w:hAnsi="Times New Roman"/>
+          <w:sz w:val="23"/>
+        </w:rPr>
+        <w:t>The reporting endpoint shall verify organizer ownership or appropriate administrator authorization before returning registration information. Unauthorized access shall return 403 Forbidden.</w:t>
+      </w:r>
+    </w:p>
     <w:sectPr>
       <w:headerReference w:type="default" r:id="rId9"/>
       <w:footerReference w:type="default" r:id="rId10"/>
